--- a/odigoi/02_lab2.docx
+++ b/odigoi/02_lab2.docx
@@ -20,7 +20,7 @@
           <w:sz w:val="22"/>
           <w:szCs w:val="22"/>
         </w:rPr>
-        <w:id w:val="1426765285"/>
+        <w:id w:val="-352193262"/>
         <w:docPartObj>
           <w:docPartGallery w:val="Table of Contents"/>
           <w:docPartUnique/>
@@ -61,7 +61,7 @@
           <w:r>
             <w:fldChar w:fldCharType="separate"/>
           </w:r>
-          <w:hyperlink w:anchor="_Toc224650862" w:history="1">
+          <w:hyperlink w:anchor="_Toc224651181" w:history="1">
             <w:r>
               <w:rPr>
                 <w:rStyle w:val="Hyperlink"/>
@@ -88,7 +88,7 @@
                 <w:noProof/>
                 <w:webHidden/>
               </w:rPr>
-              <w:instrText xml:space="preserve"> PAGEREF _Toc224650862 \h </w:instrText>
+              <w:instrText xml:space="preserve"> PAGEREF _Toc224651181 \h </w:instrText>
             </w:r>
             <w:r>
               <w:rPr>
@@ -135,7 +135,7 @@
               <w14:ligatures w14:val="standardContextual"/>
             </w:rPr>
           </w:pPr>
-          <w:hyperlink w:anchor="_Toc224650863" w:history="1">
+          <w:hyperlink w:anchor="_Toc224651182" w:history="1">
             <w:r>
               <w:rPr>
                 <w:rStyle w:val="Hyperlink"/>
@@ -162,7 +162,7 @@
                 <w:noProof/>
                 <w:webHidden/>
               </w:rPr>
-              <w:instrText xml:space="preserve"> PAGEREF _Toc224650863 \h </w:instrText>
+              <w:instrText xml:space="preserve"> PAGEREF _Toc224651182 \h </w:instrText>
             </w:r>
             <w:r>
               <w:rPr>
@@ -209,7 +209,7 @@
               <w14:ligatures w14:val="standardContextual"/>
             </w:rPr>
           </w:pPr>
-          <w:hyperlink w:anchor="_Toc224650864" w:history="1">
+          <w:hyperlink w:anchor="_Toc224651183" w:history="1">
             <w:r>
               <w:rPr>
                 <w:rStyle w:val="Hyperlink"/>
@@ -236,7 +236,7 @@
                 <w:noProof/>
                 <w:webHidden/>
               </w:rPr>
-              <w:instrText xml:space="preserve"> PAGEREF _Toc224650864 \h </w:instrText>
+              <w:instrText xml:space="preserve"> PAGEREF _Toc224651183 \h </w:instrText>
             </w:r>
             <w:r>
               <w:rPr>
@@ -283,7 +283,7 @@
               <w14:ligatures w14:val="standardContextual"/>
             </w:rPr>
           </w:pPr>
-          <w:hyperlink w:anchor="_Toc224650865" w:history="1">
+          <w:hyperlink w:anchor="_Toc224651184" w:history="1">
             <w:r>
               <w:rPr>
                 <w:rStyle w:val="Hyperlink"/>
@@ -310,7 +310,7 @@
                 <w:noProof/>
                 <w:webHidden/>
               </w:rPr>
-              <w:instrText xml:space="preserve"> PAGEREF _Toc224650865 \h </w:instrText>
+              <w:instrText xml:space="preserve"> PAGEREF _Toc224651184 \h </w:instrText>
             </w:r>
             <w:r>
               <w:rPr>
@@ -357,7 +357,7 @@
               <w14:ligatures w14:val="standardContextual"/>
             </w:rPr>
           </w:pPr>
-          <w:hyperlink w:anchor="_Toc224650866" w:history="1">
+          <w:hyperlink w:anchor="_Toc224651185" w:history="1">
             <w:r>
               <w:rPr>
                 <w:rStyle w:val="Hyperlink"/>
@@ -384,7 +384,7 @@
                 <w:noProof/>
                 <w:webHidden/>
               </w:rPr>
-              <w:instrText xml:space="preserve"> PAGEREF _Toc224650866 \h </w:instrText>
+              <w:instrText xml:space="preserve"> PAGEREF _Toc224651185 \h </w:instrText>
             </w:r>
             <w:r>
               <w:rPr>
@@ -431,7 +431,7 @@
               <w14:ligatures w14:val="standardContextual"/>
             </w:rPr>
           </w:pPr>
-          <w:hyperlink w:anchor="_Toc224650867" w:history="1">
+          <w:hyperlink w:anchor="_Toc224651186" w:history="1">
             <w:r>
               <w:rPr>
                 <w:rStyle w:val="Hyperlink"/>
@@ -458,7 +458,7 @@
                 <w:noProof/>
                 <w:webHidden/>
               </w:rPr>
-              <w:instrText xml:space="preserve"> PAGEREF _Toc224650867 \h </w:instrText>
+              <w:instrText xml:space="preserve"> PAGEREF _Toc224651186 \h </w:instrText>
             </w:r>
             <w:r>
               <w:rPr>
@@ -501,7 +501,7 @@
         <w:pStyle w:val="Heading1"/>
       </w:pPr>
       <w:bookmarkStart w:id="0" w:name="προετοιμασία-δεδομένων"/>
-      <w:bookmarkStart w:id="1" w:name="_Toc224650862"/>
+      <w:bookmarkStart w:id="1" w:name="_Toc224651181"/>
       <w:r>
         <w:t>Προετοιμασία Δεδομένων</w:t>
       </w:r>
@@ -1000,7 +1000,7 @@
         <w:pStyle w:val="Heading1"/>
       </w:pPr>
       <w:bookmarkStart w:id="2" w:name="mapreduce"/>
-      <w:bookmarkStart w:id="3" w:name="_Toc224650863"/>
+      <w:bookmarkStart w:id="3" w:name="_Toc224651182"/>
       <w:bookmarkEnd w:id="0"/>
       <w:r>
         <w:lastRenderedPageBreak/>
@@ -1014,7 +1014,7 @@
           <w:noProof/>
         </w:rPr>
         <w:drawing>
-          <wp:inline distT="0" distB="0" distL="0" distR="0" wp14:anchorId="075E80E2" wp14:editId="4F832249">
+          <wp:inline distT="0" distB="0" distL="0" distR="0" wp14:anchorId="76CB2237" wp14:editId="69EC94A9">
             <wp:extent cx="6692900" cy="3688103"/>
             <wp:effectExtent l="0" t="0" r="0" b="0"/>
             <wp:docPr id="23" name="Picture" descr="Εικόνα 1"/>
@@ -1065,7 +1065,7 @@
           <w:noProof/>
         </w:rPr>
         <w:drawing>
-          <wp:inline distT="0" distB="0" distL="0" distR="0" wp14:anchorId="74C72F98" wp14:editId="1879DBB3">
+          <wp:inline distT="0" distB="0" distL="0" distR="0" wp14:anchorId="340FFAD3" wp14:editId="64164BEA">
             <wp:extent cx="6692900" cy="4256266"/>
             <wp:effectExtent l="0" t="0" r="0" b="0"/>
             <wp:docPr id="26" name="Picture" descr="Εικόνα 2"/>
@@ -1269,7 +1269,7 @@
     </w:p>
     <w:p>
       <w:r>
-        <w:pict w14:anchorId="15EE10B6">
+        <w:pict w14:anchorId="466B32FD">
           <v:rect id="_x0000_i1025" style="width:0;height:1.5pt" o:hralign="center" o:hrstd="t" o:hr="t"/>
         </w:pict>
       </w:r>
@@ -2945,7 +2945,7 @@
           <w:noProof/>
         </w:rPr>
         <w:drawing>
-          <wp:inline distT="0" distB="0" distL="0" distR="0" wp14:anchorId="6903CFCF" wp14:editId="52483328">
+          <wp:inline distT="0" distB="0" distL="0" distR="0" wp14:anchorId="198FEBBB" wp14:editId="415313EA">
             <wp:extent cx="6692900" cy="5630951"/>
             <wp:effectExtent l="0" t="0" r="0" b="0"/>
             <wp:docPr id="29" name="Picture" descr="Εικόνα 3"/>
@@ -2992,7 +2992,7 @@
         <w:pStyle w:val="Heading1"/>
       </w:pPr>
       <w:bookmarkStart w:id="4" w:name="μορφή-δεδομένων"/>
-      <w:bookmarkStart w:id="5" w:name="_Toc224650864"/>
+      <w:bookmarkStart w:id="5" w:name="_Toc224651183"/>
       <w:bookmarkEnd w:id="2"/>
       <w:r>
         <w:t>Μορφή Δεδομένων</w:t>
@@ -3349,7 +3349,7 @@
         <w:pStyle w:val="Heading1"/>
       </w:pPr>
       <w:bookmarkStart w:id="6" w:name="rdd-resilient-distributed-datasets"/>
-      <w:bookmarkStart w:id="7" w:name="_Toc224650865"/>
+      <w:bookmarkStart w:id="7" w:name="_Toc224651184"/>
       <w:bookmarkEnd w:id="4"/>
       <w:r>
         <w:t>RDD (Resilient Distributed Datasets)</w:t>
@@ -11856,7 +11856,7 @@
         <w:pStyle w:val="Heading1"/>
       </w:pPr>
       <w:bookmarkStart w:id="8" w:name="dataframes"/>
-      <w:bookmarkStart w:id="9" w:name="_Toc224650866"/>
+      <w:bookmarkStart w:id="9" w:name="_Toc224651185"/>
       <w:bookmarkEnd w:id="6"/>
       <w:r>
         <w:t>Dataframes</w:t>
@@ -18978,7 +18978,7 @@
         <w:pStyle w:val="Heading1"/>
       </w:pPr>
       <w:bookmarkStart w:id="10" w:name="Xce61b3ba34e21fc2ab0b1d9caa98841dd9a63ab"/>
-      <w:bookmarkStart w:id="11" w:name="_Toc224650867"/>
+      <w:bookmarkStart w:id="11" w:name="_Toc224651186"/>
       <w:bookmarkEnd w:id="8"/>
       <w:r>
         <w:t>Εγκατάσταση Spark History Server για προβολή ιστορικών εκτελέσεων</w:t>
@@ -19373,7 +19373,7 @@
           <w:noProof/>
         </w:rPr>
         <w:drawing>
-          <wp:inline distT="0" distB="0" distL="0" distR="0" wp14:anchorId="36DF6225" wp14:editId="32C4EC66">
+          <wp:inline distT="0" distB="0" distL="0" distR="0" wp14:anchorId="2B2FCD94" wp14:editId="63EE6AE0">
             <wp:extent cx="6692900" cy="1930915"/>
             <wp:effectExtent l="0" t="0" r="0" b="0"/>
             <wp:docPr id="41" name="Picture" descr="Εικόνα 4"/>
@@ -19481,7 +19481,7 @@
         </w:rPr>
         <w:lastRenderedPageBreak/>
         <w:drawing>
-          <wp:inline distT="0" distB="0" distL="0" distR="0" wp14:anchorId="47ADDF6B" wp14:editId="7460E7F5">
+          <wp:inline distT="0" distB="0" distL="0" distR="0" wp14:anchorId="4C86F17C" wp14:editId="6FEB0147">
             <wp:extent cx="6692900" cy="3092850"/>
             <wp:effectExtent l="0" t="0" r="0" b="0"/>
             <wp:docPr id="44" name="Picture" descr="Εικόνα 5"/>
@@ -20030,7 +20030,7 @@
   <w:abstractNum w:abstractNumId="9" w15:restartNumberingAfterBreak="0">
     <w:nsid w:val="0000A990"/>
     <w:multiLevelType w:val="multilevel"/>
-    <w:tmpl w:val="5008AC1A"/>
+    <w:tmpl w:val="F58A4B0C"/>
     <w:lvl w:ilvl="0">
       <w:numFmt w:val="bullet"/>
       <w:lvlText w:val=" "/>
@@ -20107,7 +20107,7 @@
   <w:abstractNum w:abstractNumId="10" w15:restartNumberingAfterBreak="0">
     <w:nsid w:val="0000A991"/>
     <w:multiLevelType w:val="multilevel"/>
-    <w:tmpl w:val="D6262198"/>
+    <w:tmpl w:val="00029310"/>
     <w:lvl w:ilvl="0">
       <w:numFmt w:val="bullet"/>
       <w:lvlText w:val=""/>
@@ -20211,7 +20211,7 @@
   <w:abstractNum w:abstractNumId="11" w15:restartNumberingAfterBreak="0">
     <w:nsid w:val="00A99411"/>
     <w:multiLevelType w:val="multilevel"/>
-    <w:tmpl w:val="C9B82CD0"/>
+    <w:tmpl w:val="0E4CBA6C"/>
     <w:lvl w:ilvl="0">
       <w:start w:val="1"/>
       <w:numFmt w:val="decimal"/>
@@ -20297,7 +20297,7 @@
   <w:abstractNum w:abstractNumId="12" w15:restartNumberingAfterBreak="0">
     <w:nsid w:val="00A99412"/>
     <w:multiLevelType w:val="multilevel"/>
-    <w:tmpl w:val="26BC59EA"/>
+    <w:tmpl w:val="5196804C"/>
     <w:lvl w:ilvl="0">
       <w:start w:val="2"/>
       <w:numFmt w:val="decimal"/>
@@ -20383,7 +20383,7 @@
   <w:abstractNum w:abstractNumId="13" w15:restartNumberingAfterBreak="0">
     <w:nsid w:val="00A99413"/>
     <w:multiLevelType w:val="multilevel"/>
-    <w:tmpl w:val="F54CEDB2"/>
+    <w:tmpl w:val="46106B8A"/>
     <w:lvl w:ilvl="0">
       <w:start w:val="3"/>
       <w:numFmt w:val="decimal"/>
@@ -20469,7 +20469,7 @@
   <w:abstractNum w:abstractNumId="14" w15:restartNumberingAfterBreak="0">
     <w:nsid w:val="00A99414"/>
     <w:multiLevelType w:val="multilevel"/>
-    <w:tmpl w:val="32F2FED2"/>
+    <w:tmpl w:val="983CA886"/>
     <w:lvl w:ilvl="0">
       <w:start w:val="4"/>
       <w:numFmt w:val="decimal"/>
@@ -20555,7 +20555,7 @@
   <w:abstractNum w:abstractNumId="15" w15:restartNumberingAfterBreak="0">
     <w:nsid w:val="00A99415"/>
     <w:multiLevelType w:val="multilevel"/>
-    <w:tmpl w:val="B71A0A08"/>
+    <w:tmpl w:val="E5548EFA"/>
     <w:lvl w:ilvl="0">
       <w:start w:val="5"/>
       <w:numFmt w:val="decimal"/>
@@ -20638,64 +20638,64 @@
       </w:pPr>
     </w:lvl>
   </w:abstractNum>
-  <w:num w:numId="1" w16cid:durableId="16006279">
+  <w:num w:numId="1" w16cid:durableId="1889951767">
     <w:abstractNumId w:val="8"/>
   </w:num>
-  <w:num w:numId="2" w16cid:durableId="887373956">
+  <w:num w:numId="2" w16cid:durableId="1723675136">
     <w:abstractNumId w:val="6"/>
   </w:num>
-  <w:num w:numId="3" w16cid:durableId="1441609237">
+  <w:num w:numId="3" w16cid:durableId="147791288">
     <w:abstractNumId w:val="5"/>
   </w:num>
-  <w:num w:numId="4" w16cid:durableId="807631218">
+  <w:num w:numId="4" w16cid:durableId="2023311648">
     <w:abstractNumId w:val="4"/>
   </w:num>
-  <w:num w:numId="5" w16cid:durableId="1060206809">
+  <w:num w:numId="5" w16cid:durableId="1040010744">
     <w:abstractNumId w:val="7"/>
   </w:num>
-  <w:num w:numId="6" w16cid:durableId="119542245">
+  <w:num w:numId="6" w16cid:durableId="1543404196">
     <w:abstractNumId w:val="3"/>
   </w:num>
-  <w:num w:numId="7" w16cid:durableId="2126801673">
+  <w:num w:numId="7" w16cid:durableId="1935237331">
     <w:abstractNumId w:val="2"/>
   </w:num>
-  <w:num w:numId="8" w16cid:durableId="1548683888">
+  <w:num w:numId="8" w16cid:durableId="1016736365">
     <w:abstractNumId w:val="1"/>
   </w:num>
-  <w:num w:numId="9" w16cid:durableId="1313827095">
+  <w:num w:numId="9" w16cid:durableId="1682703349">
     <w:abstractNumId w:val="0"/>
   </w:num>
-  <w:num w:numId="10" w16cid:durableId="314070117">
+  <w:num w:numId="10" w16cid:durableId="1130824306">
     <w:abstractNumId w:val="9"/>
   </w:num>
-  <w:num w:numId="11" w16cid:durableId="138620846">
+  <w:num w:numId="11" w16cid:durableId="1679186937">
     <w:abstractNumId w:val="10"/>
   </w:num>
-  <w:num w:numId="12" w16cid:durableId="49116678">
+  <w:num w:numId="12" w16cid:durableId="1938102097">
     <w:abstractNumId w:val="10"/>
   </w:num>
-  <w:num w:numId="13" w16cid:durableId="1530534402">
+  <w:num w:numId="13" w16cid:durableId="1440223057">
     <w:abstractNumId w:val="10"/>
   </w:num>
-  <w:num w:numId="14" w16cid:durableId="1235319347">
+  <w:num w:numId="14" w16cid:durableId="843396016">
     <w:abstractNumId w:val="10"/>
   </w:num>
-  <w:num w:numId="15" w16cid:durableId="657273676">
+  <w:num w:numId="15" w16cid:durableId="977495738">
     <w:abstractNumId w:val="10"/>
   </w:num>
-  <w:num w:numId="16" w16cid:durableId="1375425378">
+  <w:num w:numId="16" w16cid:durableId="218253165">
     <w:abstractNumId w:val="10"/>
   </w:num>
-  <w:num w:numId="17" w16cid:durableId="436028434">
+  <w:num w:numId="17" w16cid:durableId="94400339">
     <w:abstractNumId w:val="10"/>
   </w:num>
-  <w:num w:numId="18" w16cid:durableId="1171027906">
+  <w:num w:numId="18" w16cid:durableId="856457081">
     <w:abstractNumId w:val="10"/>
   </w:num>
-  <w:num w:numId="19" w16cid:durableId="677268683">
+  <w:num w:numId="19" w16cid:durableId="19278577">
     <w:abstractNumId w:val="10"/>
   </w:num>
-  <w:num w:numId="20" w16cid:durableId="873159204">
+  <w:num w:numId="20" w16cid:durableId="1339305297">
     <w:abstractNumId w:val="11"/>
     <w:lvlOverride w:ilvl="0">
       <w:startOverride w:val="1"/>
@@ -20725,7 +20725,7 @@
       <w:startOverride w:val="1"/>
     </w:lvlOverride>
   </w:num>
-  <w:num w:numId="21" w16cid:durableId="2068647543">
+  <w:num w:numId="21" w16cid:durableId="52974921">
     <w:abstractNumId w:val="12"/>
     <w:lvlOverride w:ilvl="0">
       <w:startOverride w:val="2"/>
@@ -20755,7 +20755,7 @@
       <w:startOverride w:val="2"/>
     </w:lvlOverride>
   </w:num>
-  <w:num w:numId="22" w16cid:durableId="1405488565">
+  <w:num w:numId="22" w16cid:durableId="820389113">
     <w:abstractNumId w:val="13"/>
     <w:lvlOverride w:ilvl="0">
       <w:startOverride w:val="3"/>
@@ -20785,7 +20785,7 @@
       <w:startOverride w:val="3"/>
     </w:lvlOverride>
   </w:num>
-  <w:num w:numId="23" w16cid:durableId="1254046153">
+  <w:num w:numId="23" w16cid:durableId="1857692652">
     <w:abstractNumId w:val="14"/>
     <w:lvlOverride w:ilvl="0">
       <w:startOverride w:val="4"/>
@@ -20815,7 +20815,7 @@
       <w:startOverride w:val="4"/>
     </w:lvlOverride>
   </w:num>
-  <w:num w:numId="24" w16cid:durableId="693574402">
+  <w:num w:numId="24" w16cid:durableId="1322805428">
     <w:abstractNumId w:val="15"/>
     <w:lvlOverride w:ilvl="0">
       <w:startOverride w:val="5"/>
@@ -32663,7 +32663,7 @@
     <w:autoRedefine/>
     <w:uiPriority w:val="39"/>
     <w:unhideWhenUsed/>
-    <w:rsid w:val="000205AF"/>
+    <w:rsid w:val="00ED54C4"/>
     <w:pPr>
       <w:spacing w:after="100"/>
     </w:pPr>
@@ -32673,7 +32673,7 @@
     <w:basedOn w:val="DefaultParagraphFont"/>
     <w:uiPriority w:val="99"/>
     <w:unhideWhenUsed/>
-    <w:rsid w:val="000205AF"/>
+    <w:rsid w:val="00ED54C4"/>
     <w:rPr>
       <w:color w:val="0000FF" w:themeColor="hyperlink"/>
       <w:u w:val="single"/>
